--- a/4_Themen-Rezept_und_Beispiele.docx
+++ b/4_Themen-Rezept_und_Beispiele.docx
@@ -66,7 +66,7 @@
           <w:b w:val="0"/>
           <w:i w:val="0"/>
         </w:rPr>
-        <w:t>Am Vormittag scheitert es selten an der Technik. Es scheitert an der Frage: Welches Thema passt überhaupt? Weil der Bot nur Text liest, fällt alles weg, dessen Kern eine Zeichnung, eine Skizze oder ein Foto ist. Das folgende Rezept zeigt euch in einer Minute, ob euer Thema trägt.</w:t>
+        <w:t>Am Vormittag scheitert es selten an der Technik, sondern an der Frage: Welches Thema passt überhaupt? Der Bot liest nur Text. Alles, dessen Kern eine Zeichnung oder ein Foto ist, fällt damit weg. Ärgerlich, aber es bleibt mehr übrig, als man im ersten Moment denkt. Die fünf Fragen unten klären das in einer Minute.</w:t>
       </w:r>
     </w:p>
     <w:p>
@@ -165,7 +165,7 @@
               <w:rPr>
                 <w:b w:val="0"/>
               </w:rPr>
-              <w:t>Was ein Mensch als Fließtext begründen oder erklären kann, kann der Bot textbasiert bespielen. Was zwingend eine Zeichnung oder ein Foto braucht, gehört vorerst nicht in den Vormittag. Oder ihr formt es sprachlich um, so wie im MINT-Beispiel weiter unten.</w:t>
+              <w:t>Was ein Mensch als Fließtext begründen oder erklären kann, kann der Bot bespielen. Was zwingend eine Zeichnung braucht, gehört vorerst nicht hierher. Meistens lässt es sich aber sprachlich umformen, so wie im MINT-Beispiel weiter unten.</w:t>
             </w:r>
           </w:p>
         </w:tc>
@@ -817,7 +817,7 @@
               <w:rPr>
                 <w:b w:val="0"/>
               </w:rPr>
-              <w:t>„Erklär den Begriff X in eigenen Worten so, dass eine Mitschülerin ihn versteht.“ Der Bot prüft, wie genau die Erklärung fachlich ist, deckt Ungenauigkeiten auf und fragt nach. Die Lehrbuchdefinition rückt er nicht heraus. Reiner Text, sofort einsetzbar, und die Köpfe arbeiten von der ersten Minute an.</w:t>
+              <w:t>„Erklär den Begriff X in eigenen Worten so, dass eine Mitschülerin ihn versteht.“ Der Bot prüft die fachliche Genauigkeit, deckt Lücken auf und fragt nach. Die Lehrbuchdefinition rückt er nicht heraus. Klingt banal, zieht aber verlässlich: reiner Text, kein Vorlauf, und die Köpfe arbeiten ab der ersten Minute.</w:t>
             </w:r>
           </w:p>
         </w:tc>

--- a/4_Themen-Rezept_und_Beispiele.docx
+++ b/4_Themen-Rezept_und_Beispiele.docx
@@ -110,7 +110,7 @@
         <w:pStyle w:val="ListNumber"/>
       </w:pPr>
       <w:r>
-        <w:t>Lässt sich das Produkt verbessern, ist es also nicht nur richtig oder falsch, sondern besser oder schlechter?</w:t>
+        <w:t>Lässt sich das Produkt verbessern? Gibt es also besser und schlechter, nicht bloß richtig und falsch?</w:t>
       </w:r>
     </w:p>
     <w:p>
@@ -118,7 +118,7 @@
         <w:pStyle w:val="ListNumber"/>
       </w:pPr>
       <w:r>
-        <w:t>Muss man dafür denken statt abrufen?</w:t>
+        <w:t>Muss man dafür wirklich denken, oder reicht Abrufen?</w:t>
       </w:r>
     </w:p>
     <w:p>
@@ -306,7 +306,7 @@
           </w:tcPr>
           <w:p>
             <w:r>
-              <w:t>Er prüft die Struktur: Fehlt der Beleg? Trägt die Begründung? Er fragt nach, statt einen fertigen Absatz zu liefern.</w:t>
+              <w:t>Er prüft die Struktur: Fehlt der Beleg? Trägt die Begründung? Einen fertigen Absatz liefert er nicht, er fragt nach.</w:t>
             </w:r>
           </w:p>
         </w:tc>
@@ -451,7 +451,7 @@
           </w:tcPr>
           <w:p>
             <w:r>
-              <w:t>Er achtet darauf, ob die Perspektive durchgehalten wird, ob Sach- und Werturteil getrennt sind und ob die Argumente belegt statt behauptet werden.</w:t>
+              <w:t>Er achtet darauf, ob die Perspektive durchgehalten wird, ob Sach- und Werturteil getrennt sind und ob die Argumente belegt sind oder nur behauptet.</w:t>
             </w:r>
           </w:p>
         </w:tc>
@@ -741,7 +741,7 @@
           </w:tcPr>
           <w:p>
             <w:r>
-              <w:t>Er prüft die Fachbegriffe, trennt Beschreibung von Deutung oder wiegt beide Seiten des Dilemmas ab. Er fragt nach, statt zu bewerten.</w:t>
+              <w:t>Er prüft die Fachbegriffe, trennt Beschreibung von Deutung oder wiegt beide Seiten des Dilemmas ab. Bewerten tut er nicht, er fragt nach.</w:t>
             </w:r>
           </w:p>
         </w:tc>

--- a/4_Themen-Rezept_und_Beispiele.docx
+++ b/4_Themen-Rezept_und_Beispiele.docx
@@ -9,7 +9,7 @@
       <w:r>
         <w:rPr>
           <w:b/>
-          <w:color w:val="595959"/>
+          <w:color w:val="5D6B62"/>
           <w:sz w:val="19"/>
         </w:rPr>
         <w:t>HILFESTELLUNG · VORMITTAG</w:t>
@@ -22,7 +22,7 @@
       <w:r>
         <w:rPr>
           <w:b/>
-          <w:color w:val="1F4E79"/>
+          <w:color w:val="0F3D2A"/>
           <w:sz w:val="40"/>
         </w:rPr>
         <w:t>Ein Thema fürs KI-Ping-Pong finden</w:t>
@@ -35,7 +35,7 @@
       <w:r>
         <w:rPr>
           <w:i/>
-          <w:color w:val="595959"/>
+          <w:color w:val="5D6B62"/>
           <w:sz w:val="23"/>
         </w:rPr>
         <w:t>Ein kurzes Rezept und vier fertige Beispiele, alle ohne Foto, alle rein über Text</w:t>
@@ -45,7 +45,7 @@
       <w:pPr>
         <w:spacing w:after="160"/>
         <w:pBdr>
-          <w:bottom w:val="single" w:sz="12" w:space="1" w:color="1F4E79"/>
+          <w:bottom w:val="single" w:sz="12" w:space="1" w:color="0F3D2A"/>
         </w:pBdr>
       </w:pPr>
     </w:p>
@@ -143,7 +143,7 @@
         <w:tc>
           <w:tcPr>
             <w:tcW w:type="dxa" w:w="8640"/>
-            <w:shd w:val="clear" w:color="auto" w:fill="EAF1F8"/>
+            <w:shd w:val="clear" w:color="auto" w:fill="EAF3EE"/>
           </w:tcPr>
           <w:p>
             <w:pPr>
@@ -188,7 +188,7 @@
         <w:rPr>
           <w:b w:val="0"/>
           <w:i/>
-          <w:color w:val="595959"/>
+          <w:color w:val="5D6B62"/>
         </w:rPr>
         <w:t>Jedes lässt sich sofort einsetzen oder als Vorlage abwandeln. Der System-Prompt ist hier nur angerissen; die volle Bauanleitung steht im Baukasten.</w:t>
       </w:r>
@@ -795,7 +795,7 @@
         <w:tc>
           <w:tcPr>
             <w:tcW w:type="dxa" w:w="8640"/>
-            <w:shd w:val="clear" w:color="auto" w:fill="E7F1EA"/>
+            <w:shd w:val="clear" w:color="auto" w:fill="EAF3EE"/>
           </w:tcPr>
           <w:p>
             <w:pPr>
@@ -826,8 +826,8 @@
     <w:p/>
     <w:sectPr>
       <w:footerReference w:type="default" r:id="rId9"/>
-      <w:pgSz w:w="12240" w:h="15840"/>
-      <w:pgMar w:top="1440" w:right="1800" w:bottom="1440" w:left="1800" w:header="720" w:footer="720" w:gutter="0"/>
+      <w:pgSz w:w="11906" w:h="16838"/>
+      <w:pgMar w:top="1417" w:right="1701" w:bottom="1247" w:left="1701" w:header="720" w:footer="720" w:gutter="0"/>
       <w:cols w:space="720"/>
       <w:docGrid w:linePitch="360"/>
     </w:sectPr>
@@ -844,7 +844,8 @@
     </w:pPr>
     <w:r>
       <w:rPr>
-        <w:color w:val="595959"/>
+        <w:rFonts w:ascii="Calibri" w:hAnsi="Calibri"/>
+        <w:color w:val="5D6B62"/>
         <w:sz w:val="16"/>
       </w:rPr>
       <w:t>Master-Paket „Medienpädagogischer Tag KI“ · Vormittag · frei anpassbar</w:t>
@@ -1217,7 +1218,7 @@
     <w:qFormat/>
     <w:rsid w:val="00FC693F"/>
     <w:pPr>
-      <w:spacing w:after="120" w:line="264" w:lineRule="auto"/>
+      <w:spacing w:after="140" w:line="276" w:lineRule="auto"/>
     </w:pPr>
     <w:rPr>
       <w:rFonts w:ascii="Calibri" w:hAnsi="Calibri"/>
@@ -1279,15 +1280,15 @@
     <w:pPr>
       <w:keepNext/>
       <w:keepLines/>
-      <w:spacing w:before="240" w:after="80"/>
+      <w:spacing w:before="320" w:after="100"/>
       <w:outlineLvl w:val="0"/>
     </w:pPr>
     <w:rPr>
       <w:rFonts w:asciiTheme="majorHAnsi" w:eastAsiaTheme="majorEastAsia" w:hAnsiTheme="majorHAnsi" w:cstheme="majorBidi" w:ascii="Calibri" w:hAnsi="Calibri"/>
       <w:b/>
       <w:bCs/>
-      <w:color w:val="1F4E79"/>
-      <w:sz w:val="32"/>
+      <w:color w:val="0F3D2A"/>
+      <w:sz w:val="36"/>
       <w:szCs w:val="28"/>
     </w:rPr>
   </w:style>
@@ -1303,15 +1304,15 @@
     <w:pPr>
       <w:keepNext/>
       <w:keepLines/>
-      <w:spacing w:before="240" w:after="80"/>
+      <w:spacing w:before="240" w:after="100"/>
       <w:outlineLvl w:val="1"/>
     </w:pPr>
     <w:rPr>
       <w:rFonts w:asciiTheme="majorHAnsi" w:eastAsiaTheme="majorEastAsia" w:hAnsiTheme="majorHAnsi" w:cstheme="majorBidi" w:ascii="Calibri" w:hAnsi="Calibri"/>
       <w:b/>
       <w:bCs/>
-      <w:color w:val="1F4E79"/>
-      <w:sz w:val="26"/>
+      <w:color w:val="0F3D2A"/>
+      <w:sz w:val="28"/>
       <w:szCs w:val="26"/>
     </w:rPr>
   </w:style>
@@ -1327,15 +1328,15 @@
     <w:pPr>
       <w:keepNext/>
       <w:keepLines/>
-      <w:spacing w:before="240" w:after="80"/>
+      <w:spacing w:before="240" w:after="100"/>
       <w:outlineLvl w:val="2"/>
     </w:pPr>
     <w:rPr>
       <w:rFonts w:asciiTheme="majorHAnsi" w:eastAsiaTheme="majorEastAsia" w:hAnsiTheme="majorHAnsi" w:cstheme="majorBidi" w:ascii="Calibri" w:hAnsi="Calibri"/>
       <w:b/>
       <w:bCs/>
-      <w:color w:val="1F4E79"/>
-      <w:sz w:val="23"/>
+      <w:color w:val="0F3D2A"/>
+      <w:sz w:val="24"/>
     </w:rPr>
   </w:style>
   <w:style w:type="paragraph" w:styleId="Heading4">
